--- a/agreement_output.docx
+++ b/agreement_output.docx
@@ -7,7 +7,7 @@
         <w:pStyle w:val="Title"/>
       </w:pPr>
       <w:r>
-        <w:t>Kredi Başvuru Süreç Otomasyonu Geliştirme Projesi Sözleşmesi</w:t>
+        <w:t>Hasta Bilgi Yönetim Sistemi (HBYS) Tedarik Sözleşmesi</w:t>
       </w:r>
     </w:p>
     <w:p>
@@ -25,12 +25,12 @@
     </w:p>
     <w:p>
       <w:r>
-        <w:t>Alıcı: BANKA ADI</w:t>
+        <w:t>Alıcı: Özel Hastane Grubu</w:t>
       </w:r>
     </w:p>
     <w:p>
       <w:r>
-        <w:t>Tedarikçi/Satıcı: Dış Kaynak/Yazılım Tedarikçisi</w:t>
+        <w:t>Tedarikçi/Satıcı: HBYS Yazılım Sağlayıcısı</w:t>
       </w:r>
     </w:p>
     <w:p>
@@ -51,7 +51,7 @@
     </w:p>
     <w:p>
       <w:r>
-        <w:t>Bu sözleşmede 'Alıcı' BANKA ADI'nı, 'Tedarikçi' ise dış kaynak veya yazılım tedarikçisi olan yükleniciyi ifade eder. Taraflar, projenin geliştirilmesi ve teslimi konusunda karşılıklı hak ve yükümlülüklerini kabul eder.</w:t>
+        <w:t>Bu sözleşmede, 'Alıcı' Özel Hastane Grubu’nu, 'Tedarikçi' HBYS Yazılım Sağlayıcısı’nı ifade etmektedir. Tarafların unvanları, adresleri ve iletişim bilgileri sözleşmede detaylı şekilde yer almaktadır.</w:t>
       </w:r>
     </w:p>
     <w:p>
@@ -64,7 +64,7 @@
     </w:p>
     <w:p>
       <w:r>
-        <w:t>Sözleşmenin konusu, kredi başvuru ve değerlendirme süreçlerinin uçtan uca dijitalleştirileceği, otomasyon ve kullanıcı rol ayrışımlarını içeren bir web tabanlı platformun geliştirilmesidir. İş kapsamı analiz, tasarım, yazılım geliştirme, test, devreye alma ve bakım hizmetlerini kapsar.</w:t>
+        <w:t>Node.js tabanlı, modüler Hasta Bilgi Yönetim Sistemi (HBYS) yazılımının 4 lokasyonda kurulumu, canlıya alınması, entegrasyon, eğitim, destek ve bakımı ile ilgili hizmetleri kapsar. Proje randevu, laboratuvar, e-reçete ve faturalandırma modüllerinin geliştirilmesi, mobil uyum, offline çalışma, KVKK/GDPR uyumlu mimari, otomatik yedekleme ve felaket kurtarma planlarını da içerir.</w:t>
       </w:r>
     </w:p>
     <w:p>
@@ -77,7 +77,7 @@
     </w:p>
     <w:p>
       <w:r>
-        <w:t>Proje süresi 3 ay olup, teslim tarihi 2024-10-15’tir. Teslimatlar projenin tüm yaşam döngüsünü kapsayarak tamamlanacaktır. Min. %80 test coverage, yedekleme desteği ve gerekli bakım hizmetlerine ilişkin garanti verilecektir.</w:t>
+        <w:t>Proje teslim süresi 4 ay olup, teslim tarihi 2024-11-01’dir. Teslimatlar, her modülün tamamlanmasını takiben fazlar halinde gerçekleştirilecektir. Yıllık bakım, destek ve garanti hizmetleri sözleşmeye dahildir. Sistem, stres ve penetrasyon testlerinden geçirilmiş olarak anahtar teslim sunulacaktır.</w:t>
       </w:r>
     </w:p>
     <w:p>
@@ -90,7 +90,7 @@
     </w:p>
     <w:p>
       <w:r>
-        <w:t>Toplam bütçe 1.000.000 TL (KDV Hariç) olup, ödeme şekli ve takvimi taraflar arasında ayrıca belirlenecektir. Fiyatlandırma ve bütçe detayları teklif dosyasında belirtilmiştir.</w:t>
+        <w:t>Toplam proje bedeli 2.500.000 TL (KDV dahil) olup, ödemeler modül-bazlı teslimatlar sonrası belirlenen takvime göre yapılacaktır. Fiyat; randevu, e-reçete, laboratuvar ve faturalandırma modüllerini ve kurulum, entegrasyon, eğitim ve dokümantasyonu kapsamaktadır.</w:t>
       </w:r>
     </w:p>
     <w:p>
@@ -103,7 +103,7 @@
     </w:p>
     <w:p>
       <w:r>
-        <w:t>Proje kapsamında geliştirilen tüm yazılım ve dokümantasyonun fikri mülkiyeti BANKA ADI’na ait olacaktır. Tedarikçi, kaynak kod, dokümantasyon ve tüm çıktıların mülkiyetini Alıcı’ya devretmeyi kabul eder.</w:t>
+        <w:t>Sözleşme kapsamında geliştirilen HBYS yazılımının kaynak kodu ve dokümantasyonu üzerinde; kullanım hakkı ve lisansı alıcıya verilmiştir. Tedarikçi, önceden geliştirdiği genel amaçlı modüller üzerindeki telif haklarını saklı tutar. Proje çıktılarına ilişkin fikri mülkiyet transferi, ödeme tamamlandığında alıcıya devredilecektir. Sağlık verisine erişim, veri koruma hükümlerine uygun şekilde düzenlenir.</w:t>
       </w:r>
     </w:p>
     <w:p>
@@ -116,7 +116,7 @@
     </w:p>
     <w:p>
       <w:r>
-        <w:t>Taraflar, ISO 27001 standartları ile KVKK ve GDPR veri güvenliği düzenlemelerine tam uyum sağlayacaklardır. Proje süresince ve sonrasında tüm bilgi ve belgeler gizli tutulacaktır.</w:t>
+        <w:t>Tüm çalışmalar, KVKK ve GDPR ile tam uyumlu şekilde yürütülecek, kişisel sağlık verilerinin korunmasına yönelik teknik ve idari önlemler alınacaktır. Taraflar, süreç boyunca öğrendikleri tüm ticari ve teknik bilgileri üçüncü kişilerle paylaşamazlar. Gizlilik yükümlülüğü projenin bitiminden sonra da 5 yıl süreyle geçerlidir.</w:t>
       </w:r>
     </w:p>
     <w:p>
@@ -129,7 +129,7 @@
     </w:p>
     <w:p>
       <w:r>
-        <w:t>Tedarikçi, projede alt yüklenici veya üçüncü taraf yazılımlar kullanacaksa bunları açık ve yazılı şekilde Alıcı'ya bildirecektir. Üçüncü parti bileşenlerin listesi teklif dosyasında sunulacaktır.</w:t>
+        <w:t>Tedarikçi, proje kapsamında alt yüklenici kullanabilir, ancak bunun için alıcının yazılı onayını almak zorundadır. Alt yüklenici veya üçüncü taraflar ile yapılan işlerde, ana sözleşme hükümlerine tam uyum sağlanması zorunludur.</w:t>
       </w:r>
     </w:p>
     <w:p>
@@ -142,7 +142,7 @@
     </w:p>
     <w:p>
       <w:r>
-        <w:t>Kısa proje süresi, entegrasyon karmaşıklığı ve yüksek güvenlik gereksinimlerine ilişkin riskler söz konusudur. Sıkı SLA gereklilikleri ve min %80 test zorunluluğu bulunmaktadır. Taraflar, yükümlülüklerin ihlali veya risklerin gerçekleşmesi halinde fesih ve kapanış prosedürlerine uygun hareket edeceklerdir.</w:t>
+        <w:t>KVKK/GDPR ihlali, teslimata uyulmaması veya işin sözleşmede belirtilen şartlara uygun yürütülmemesi halinde alıcı, yazılı uyarı sonrası sözleşmeyi tek taraflı olarak feshedebilir. Fesih halinde, yürütülen iş için oransal ödeme yapılır. Yedekleme, veri bütünlüğü ve performans riskleri tespit edilip önleyici aksiyon alınacaktır. Proje kapanışı, devir-teslim tutanağı ve nihai kabul ile gerçekleşir.</w:t>
       </w:r>
     </w:p>
     <w:p>
@@ -155,7 +155,7 @@
     </w:p>
     <w:p>
       <w:r>
-        <w:t>Her bir madde, projenin kapsamının netleşmesi, tarafların hak ve sorumluluklarının belirlenmesi ve yasal uyumun sağlanması amacıyla sözleşmeye dahil edilmiştir.</w:t>
+        <w:t>Her madde, taraflar arasındaki sorumluluk, hak ve yükümlülükleri açıkça belirlemek, yasal ve teknik riskleri önlemek, olası ihtilaflara önceden çözüm oluşturmak için sözleşmede yer almaktadır. Yasal uyum ve veri güvenliği maddeleri sağlık sektörü regülasyonları gereği zorunlu olup, teslimat ve garanti hükümleri işin eksiksiz ve zamanında tamamlanmasını güvence altına alır.</w:t>
       </w:r>
     </w:p>
     <w:p>
@@ -168,7 +168,7 @@
     </w:p>
     <w:p>
       <w:r>
-        <w:t>Alıcı: BANKA ADI</w:t>
+        <w:t>Alıcı: Özel Hastane Grubu</w:t>
       </w:r>
     </w:p>
     <w:p>
@@ -184,7 +184,7 @@
     <w:p/>
     <w:p>
       <w:r>
-        <w:t>Tedarikçi/Satıcı: Dış Kaynak/Yazılım Tedarikçisi</w:t>
+        <w:t>Tedarikçi/Satıcı: HBYS Yazılım Sağlayıcısı</w:t>
       </w:r>
     </w:p>
     <w:p>

--- a/agreement_output.docx
+++ b/agreement_output.docx
@@ -7,7 +7,7 @@
         <w:pStyle w:val="Title"/>
       </w:pPr>
       <w:r>
-        <w:t>Hasta Bilgi Yönetim Sistemi (HBYS) Tedarik Sözleşmesi</w:t>
+        <w:t>Kurumsal Web Uygulama Geliştirme Sözleşmesi</w:t>
       </w:r>
     </w:p>
     <w:p>
@@ -25,12 +25,12 @@
     </w:p>
     <w:p>
       <w:r>
-        <w:t>Alıcı: Özel Hastane Grubu</w:t>
+        <w:t>Alıcı: Örnek Teknoloji A.Ş.</w:t>
       </w:r>
     </w:p>
     <w:p>
       <w:r>
-        <w:t>Tedarikçi/Satıcı: HBYS Yazılım Sağlayıcısı</w:t>
+        <w:t>Tedarikçi/Satıcı: Proje Teklifini Sunan Firma</w:t>
       </w:r>
     </w:p>
     <w:p>
@@ -51,7 +51,7 @@
     </w:p>
     <w:p>
       <w:r>
-        <w:t>Bu sözleşmede, 'Alıcı' Özel Hastane Grubu’nu, 'Tedarikçi' HBYS Yazılım Sağlayıcısı’nı ifade etmektedir. Tarafların unvanları, adresleri ve iletişim bilgileri sözleşmede detaylı şekilde yer almaktadır.</w:t>
+        <w:t>Bu sözleşme, bir tarafta Örnek Teknoloji A.Ş. (Alıcı) ile diğer tarafta Proje Teklifini Sunan Firma (Tedarikçi) arasında, kurumsal web uygulama geliştirme projesine ilişkin ilişkiyi ve tarafların rollerini düzenler.</w:t>
       </w:r>
     </w:p>
     <w:p>
@@ -64,7 +64,7 @@
     </w:p>
     <w:p>
       <w:r>
-        <w:t>Node.js tabanlı, modüler Hasta Bilgi Yönetim Sistemi (HBYS) yazılımının 4 lokasyonda kurulumu, canlıya alınması, entegrasyon, eğitim, destek ve bakımı ile ilgili hizmetleri kapsar. Proje randevu, laboratuvar, e-reçete ve faturalandırma modüllerinin geliştirilmesi, mobil uyum, offline çalışma, KVKK/GDPR uyumlu mimari, otomatik yedekleme ve felaket kurtarma planlarını da içerir.</w:t>
+        <w:t>Sözleşmenin konusu, müşteri gereksinimlerine uygun, bulut tabanlı, modern, güvenli ve fonksiyonel bir web uygulamasının geliştirilerek teslim edilmesidir. Proje; kullanıcı/rol yönetimi, raporlama, dashboard, teknik destek ve admin fonksiyonları, veri entegrasyonları, sistem yedekleme ve felaket kurtarma mekanizmaları ile test, eğitim ve teslim dokümantasyonlarını kapsar.</w:t>
       </w:r>
     </w:p>
     <w:p>
@@ -77,7 +77,7 @@
     </w:p>
     <w:p>
       <w:r>
-        <w:t>Proje teslim süresi 4 ay olup, teslim tarihi 2024-11-01’dir. Teslimatlar, her modülün tamamlanmasını takiben fazlar halinde gerçekleştirilecektir. Yıllık bakım, destek ve garanti hizmetleri sözleşmeye dahildir. Sistem, stres ve penetrasyon testlerinden geçirilmiş olarak anahtar teslim sunulacaktır.</w:t>
+        <w:t>Teklif teslim tarihi 01.07.2024; proje teslim tarihi 01.10.2024'tür. Tüm modüller belirtilen tarihte eksiksiz teslim edilecektir. Uygulama için %99,5 erişilebilirlik ve yüksek performans taahhüt edilmektedir. Garanti süresi boyunca tespit edilen hatalar ücretsiz, makul sürelerde giderilecektir.</w:t>
       </w:r>
     </w:p>
     <w:p>
@@ -90,7 +90,7 @@
     </w:p>
     <w:p>
       <w:r>
-        <w:t>Toplam proje bedeli 2.500.000 TL (KDV dahil) olup, ödemeler modül-bazlı teslimatlar sonrası belirlenen takvime göre yapılacaktır. Fiyat; randevu, e-reçete, laboratuvar ve faturalandırma modüllerini ve kurulum, entegrasyon, eğitim ve dokümantasyonu kapsamaktadır.</w:t>
+        <w:t>Fiyatlandırma her bir iş kalemi özelinde ayrıştırılarak ve şeffaf biçimde hazırlanacaktır. Her bir teslimat yürürlüğe girdikçe, ilgili kalem üzerinden faturalandırma ve ödeme yapılacaktır. En yüksek fiyat limiti bulunmamaktadır; tüm ödeme ve faturalama işlemleri proje dökümanlarında belirtilen tabloya uygun şekilde yürütülür.</w:t>
       </w:r>
     </w:p>
     <w:p>
@@ -103,7 +103,7 @@
     </w:p>
     <w:p>
       <w:r>
-        <w:t>Sözleşme kapsamında geliştirilen HBYS yazılımının kaynak kodu ve dokümantasyonu üzerinde; kullanım hakkı ve lisansı alıcıya verilmiştir. Tedarikçi, önceden geliştirdiği genel amaçlı modüller üzerindeki telif haklarını saklı tutar. Proje çıktılarına ilişkin fikri mülkiyet transferi, ödeme tamamlandığında alıcıya devredilecektir. Sağlık verisine erişim, veri koruma hükümlerine uygun şekilde düzenlenir.</w:t>
+        <w:t>Proje kapsamında geliştirilen yazılımın ve çıktılarının fikri mülkiyet hakları açıkça tanımlanacaktır. Anahtar teslim yazılımlar ve özgün geliştirmelerde, kaynak kodların ve dokümantasyonların mülkiyeti Alıcı'ya ait olup, Tedarikçi yalnızca projede kullanılmak üzere gerekli haklara sahip olabilecektir. Üçüncü parti yazılımlar ve lisanslar ayrıca bildirilecektir.</w:t>
       </w:r>
     </w:p>
     <w:p>
@@ -116,7 +116,7 @@
     </w:p>
     <w:p>
       <w:r>
-        <w:t>Tüm çalışmalar, KVKK ve GDPR ile tam uyumlu şekilde yürütülecek, kişisel sağlık verilerinin korunmasına yönelik teknik ve idari önlemler alınacaktır. Taraflar, süreç boyunca öğrendikleri tüm ticari ve teknik bilgileri üçüncü kişilerle paylaşamazlar. Gizlilik yükümlülüğü projenin bitiminden sonra da 5 yıl süreyle geçerlidir.</w:t>
+        <w:t>Sözleşmede işlenen tüm verilerin KVKK ve/veya GDPR kapsamında korunması ve işlenmesi gereklerini Tedarikçi sağlayacak, gizlilik yükümlülükleri iki taraf için de geçerli olacaktır. Tüm taraflar; kişisel, ticari ve proje bilgilerinin gizliliğini koruma sorumluluğundadır.</w:t>
       </w:r>
     </w:p>
     <w:p>
@@ -129,7 +129,7 @@
     </w:p>
     <w:p>
       <w:r>
-        <w:t>Tedarikçi, proje kapsamında alt yüklenici kullanabilir, ancak bunun için alıcının yazılı onayını almak zorundadır. Alt yüklenici veya üçüncü taraflar ile yapılan işlerde, ana sözleşme hükümlerine tam uyum sağlanması zorunludur.</w:t>
+        <w:t>Tedarikçi, projede alt yüklenici veya üçüncü parti yazılım ve servislerden faydalanmak isterse, bunu önceden Alıcı’ya yazılı olarak bildirmek ve onayını almak zorundadır. Alt yükleniciler bakımından asıl sorumluluk Tedarikçi'de kalacaktır.</w:t>
       </w:r>
     </w:p>
     <w:p>
@@ -142,7 +142,7 @@
     </w:p>
     <w:p>
       <w:r>
-        <w:t>KVKK/GDPR ihlali, teslimata uyulmaması veya işin sözleşmede belirtilen şartlara uygun yürütülmemesi halinde alıcı, yazılı uyarı sonrası sözleşmeyi tek taraflı olarak feshedebilir. Fesih halinde, yürütülen iş için oransal ödeme yapılır. Yedekleme, veri bütünlüğü ve performans riskleri tespit edilip önleyici aksiyon alınacaktır. Proje kapanışı, devir-teslim tutanağı ve nihai kabul ile gerçekleşir.</w:t>
+        <w:t>Kullanıcı senaryolarındaki değişiklikler, mevzuat güncellemeleri veya üçüncü parti entegrasyon aksaklıklarından kaynaklanan ve öngörülemeyen riskler karşısında taraflar iyi niyetle çözüm arayacak; teslim ve kullanıcı kabul testlerinde ek gereksinim çıkması halinde ek protokol yapılabilecektir. Sözleşmenin feshi için; açık şekilde teslimata uyulmaması, yasal uyum eksikliği veya ağır ihlal hallerinde her iki tarafa da hak tanınır. Fesih sonrası teslimatların ve kapanış prosedürlerinin adımlarına sözleşmede ayrıca yer verilir.</w:t>
       </w:r>
     </w:p>
     <w:p>
@@ -155,7 +155,7 @@
     </w:p>
     <w:p>
       <w:r>
-        <w:t>Her madde, taraflar arasındaki sorumluluk, hak ve yükümlülükleri açıkça belirlemek, yasal ve teknik riskleri önlemek, olası ihtilaflara önceden çözüm oluşturmak için sözleşmede yer almaktadır. Yasal uyum ve veri güvenliği maddeleri sağlık sektörü regülasyonları gereği zorunlu olup, teslimat ve garanti hükümleri işin eksiksiz ve zamanında tamamlanmasını güvence altına alır.</w:t>
+        <w:t>Her maddenin sözleşmede yer almasının sebebi; taraf rollerinin şeffaf belirlenmesi (1), projenin fonksiyonel çerçevesinin netleştirilmesi (2), zaman-maliyet-kalite beklentisinin kesinleştirilmesi (3-4), oluşacak çıktılarda mülkiyet sorunlarının önlenmesi (5), yasal ve etik yükümlülüklerin karşılandığının garanti edilmesi (6), dış kaynak kullanımı risklerinin yönetilmesi (7), proje boyunca doğabilecek risklere karşı önceden mekanizma belirlenmesi ve ticari ilişkinin mimarisinin güçlü şekilde kurulmasıdır (8).</w:t>
       </w:r>
     </w:p>
     <w:p>
@@ -168,7 +168,7 @@
     </w:p>
     <w:p>
       <w:r>
-        <w:t>Alıcı: Özel Hastane Grubu</w:t>
+        <w:t>Alıcı: Örnek Teknoloji A.Ş.</w:t>
       </w:r>
     </w:p>
     <w:p>
@@ -184,7 +184,7 @@
     <w:p/>
     <w:p>
       <w:r>
-        <w:t>Tedarikçi/Satıcı: HBYS Yazılım Sağlayıcısı</w:t>
+        <w:t>Tedarikçi/Satıcı: Proje Teklifini Sunan Firma</w:t>
       </w:r>
     </w:p>
     <w:p>

--- a/agreement_output.docx
+++ b/agreement_output.docx
@@ -7,7 +7,7 @@
         <w:pStyle w:val="Title"/>
       </w:pPr>
       <w:r>
-        <w:t>Kurumsal Web Uygulama Geliştirme Sözleşmesi</w:t>
+        <w:t>Kredi Başvuru Süreç Otomasyonu Geliştirme Projesi Sözleşmesi</w:t>
       </w:r>
     </w:p>
     <w:p>
@@ -25,12 +25,12 @@
     </w:p>
     <w:p>
       <w:r>
-        <w:t>Alıcı: Örnek Teknoloji A.Ş.</w:t>
+        <w:t>Alıcı: BANKA ADI</w:t>
       </w:r>
     </w:p>
     <w:p>
       <w:r>
-        <w:t>Tedarikçi/Satıcı: Proje Teklifini Sunan Firma</w:t>
+        <w:t>Tedarikçi/Satıcı: Tedarikçi/Satıcı Adı</w:t>
       </w:r>
     </w:p>
     <w:p>
@@ -51,7 +51,7 @@
     </w:p>
     <w:p>
       <w:r>
-        <w:t>Bu sözleşme, bir tarafta Örnek Teknoloji A.Ş. (Alıcı) ile diğer tarafta Proje Teklifini Sunan Firma (Tedarikçi) arasında, kurumsal web uygulama geliştirme projesine ilişkin ilişkiyi ve tarafların rollerini düzenler.</w:t>
+        <w:t>Bu sözleşme, Kredi Başvuru Süreç Otomasyonu Geliştirme Projesi kapsamında BANKA ADI (alıcı) ile Tedarikçi/Satıcı Adı (tedarikçi) arasında, tarafların rollerini ve projeye ilişkin yükümlülüklerini tanımlamak üzere imzalanmaktadır.</w:t>
       </w:r>
     </w:p>
     <w:p>
@@ -64,7 +64,7 @@
     </w:p>
     <w:p>
       <w:r>
-        <w:t>Sözleşmenin konusu, müşteri gereksinimlerine uygun, bulut tabanlı, modern, güvenli ve fonksiyonel bir web uygulamasının geliştirilerek teslim edilmesidir. Proje; kullanıcı/rol yönetimi, raporlama, dashboard, teknik destek ve admin fonksiyonları, veri entegrasyonları, sistem yedekleme ve felaket kurtarma mekanizmaları ile test, eğitim ve teslim dokümantasyonlarını kapsar.</w:t>
+        <w:t>Sözleşmenin konusu, banka tarafından yürütülen kredi başvuru ve değerlendirme süreçlerini tamamen dijitalleştirmek, otomasyon sağlamak ve kullanıcı rolleri üzerinden kontrollü erişimleri yöneten web tabanlı bir platformun dış kaynak (tedarikçi) tarafından analiz, tasarım, geliştirme, test, devreye alma ve bakım dahil uçtan uca gerçekleştirilmesidir.</w:t>
       </w:r>
     </w:p>
     <w:p>
@@ -77,7 +77,7 @@
     </w:p>
     <w:p>
       <w:r>
-        <w:t>Teklif teslim tarihi 01.07.2024; proje teslim tarihi 01.10.2024'tür. Tüm modüller belirtilen tarihte eksiksiz teslim edilecektir. Uygulama için %99,5 erişilebilirlik ve yüksek performans taahhüt edilmektedir. Garanti süresi boyunca tespit edilen hatalar ücretsiz, makul sürelerde giderilecektir.</w:t>
+        <w:t>Proje teslim süresi 3 aydır ve proje teslimi en geç 2024-10-15 tarihinde tamamlanacaktır. Teslimat kapsamı, testlerin en az %80 başarı oranı ile tamamlanmasını ve sistemin canlıya alınmasını içerir. Tedarikçi teslimden sonra bakım ve destek sağlayacaktır. Sistem ISO 27001, KVKK ve GDPR uyumlu olacak; yüksek erişilebilirlik, ölçeklenebilirlik ve yedekleme desteği sağlanacaktır.</w:t>
       </w:r>
     </w:p>
     <w:p>
@@ -90,7 +90,7 @@
     </w:p>
     <w:p>
       <w:r>
-        <w:t>Fiyatlandırma her bir iş kalemi özelinde ayrıştırılarak ve şeffaf biçimde hazırlanacaktır. Her bir teslimat yürürlüğe girdikçe, ilgili kalem üzerinden faturalandırma ve ödeme yapılacaktır. En yüksek fiyat limiti bulunmamaktadır; tüm ödeme ve faturalama işlemleri proje dökümanlarında belirtilen tabloya uygun şekilde yürütülür.</w:t>
+        <w:t>Sözleşmeye konu işlerin toplam bedeli 1.000.000 TL (KDV hariç) olarak belirlenmiştir. Ödeme takvimi, belirlenen proje aşamalarının tamamlanmasına ve teslimat gereksinimlerinin yerine getirilmesine bağlı olarak gerçekleştirilecektir.</w:t>
       </w:r>
     </w:p>
     <w:p>
@@ -103,7 +103,7 @@
     </w:p>
     <w:p>
       <w:r>
-        <w:t>Proje kapsamında geliştirilen yazılımın ve çıktılarının fikri mülkiyet hakları açıkça tanımlanacaktır. Anahtar teslim yazılımlar ve özgün geliştirmelerde, kaynak kodların ve dokümantasyonların mülkiyeti Alıcı'ya ait olup, Tedarikçi yalnızca projede kullanılmak üzere gerekli haklara sahip olabilecektir. Üçüncü parti yazılımlar ve lisanslar ayrıca bildirilecektir.</w:t>
+        <w:t>Proje kapsamında geliştirilen yazılım, kodlar, dokümantasyon ve tüm çıktılar bankanın (alıcı) mülkiyetine geçer. Tedarikçi, açıkça belirtilmediği sürece kaynak kodu üzerinde herhangi bir hak iddia edemez. Üçüncü parti bileşenler açıkça listelenecek ve kullanım hakları belirtilecektir.</w:t>
       </w:r>
     </w:p>
     <w:p>
@@ -116,7 +116,7 @@
     </w:p>
     <w:p>
       <w:r>
-        <w:t>Sözleşmede işlenen tüm verilerin KVKK ve/veya GDPR kapsamında korunması ve işlenmesi gereklerini Tedarikçi sağlayacak, gizlilik yükümlülükleri iki taraf için de geçerli olacaktır. Tüm taraflar; kişisel, ticari ve proje bilgilerinin gizliliğini koruma sorumluluğundadır.</w:t>
+        <w:t>Proje, ISO 27001, KVKK ve GDPR mevzuatı ile tam uyumluluk sağlayacaktır. Tüm taraflar, müşteri verisi ve ilgili tüm proje bilgilerini gizli tutacaktır. Yasal zorunluluklar dışında herhangi bir bilgi üçüncü kişiler ile paylaşılmayacaktır.</w:t>
       </w:r>
     </w:p>
     <w:p>
@@ -129,7 +129,7 @@
     </w:p>
     <w:p>
       <w:r>
-        <w:t>Tedarikçi, projede alt yüklenici veya üçüncü parti yazılım ve servislerden faydalanmak isterse, bunu önceden Alıcı’ya yazılı olarak bildirmek ve onayını almak zorundadır. Alt yükleniciler bakımından asıl sorumluluk Tedarikçi'de kalacaktır.</w:t>
+        <w:t>Tedarikçi, projede alt yüklenici veya üçüncü taraf bileşen kullanacaksa bunları önceden yazılı olarak bildirmek ve alıcı ile mutabık kalmak zorundadır. Kullanılan tüm harici teknolojiler ve hizmetler açıkça sayılmalı ve uyumluluklarından tedarikçi sorumludur.</w:t>
       </w:r>
     </w:p>
     <w:p>
@@ -142,7 +142,7 @@
     </w:p>
     <w:p>
       <w:r>
-        <w:t>Kullanıcı senaryolarındaki değişiklikler, mevzuat güncellemeleri veya üçüncü parti entegrasyon aksaklıklarından kaynaklanan ve öngörülemeyen riskler karşısında taraflar iyi niyetle çözüm arayacak; teslim ve kullanıcı kabul testlerinde ek gereksinim çıkması halinde ek protokol yapılabilecektir. Sözleşmenin feshi için; açık şekilde teslimata uyulmaması, yasal uyum eksikliği veya ağır ihlal hallerinde her iki tarafa da hak tanınır. Fesih sonrası teslimatların ve kapanış prosedürlerinin adımlarına sözleşmede ayrıca yer verilir.</w:t>
+        <w:t>Proje süresinin kısalığı, entegrasyon karmaşıklığı ve yüksek güvenlik gereklilikleri gibi risklerin yönetimi tedarikçiye aittir. Sözleşme yükümlülüklerinin ihlali, teslimatların tamamlanmaması veya yasal/mevzuata aykırı bir durum halinde taraflardan biri sözleşmeyi tek taraflı olarak feshedebilir. Fesih halinde teslim edilen işler için ödeme hesaplanır ve kalan işler için herhangi bir sorumluluk doğmaz. Proje kapanışı ve devir teslim için yazılı tutanak düzenlenecektir.</w:t>
       </w:r>
     </w:p>
     <w:p>
@@ -155,7 +155,7 @@
     </w:p>
     <w:p>
       <w:r>
-        <w:t>Her maddenin sözleşmede yer almasının sebebi; taraf rollerinin şeffaf belirlenmesi (1), projenin fonksiyonel çerçevesinin netleştirilmesi (2), zaman-maliyet-kalite beklentisinin kesinleştirilmesi (3-4), oluşacak çıktılarda mülkiyet sorunlarının önlenmesi (5), yasal ve etik yükümlülüklerin karşılandığının garanti edilmesi (6), dış kaynak kullanımı risklerinin yönetilmesi (7), proje boyunca doğabilecek risklere karşı önceden mekanizma belirlenmesi ve ticari ilişkinin mimarisinin güçlü şekilde kurulmasıdır (8).</w:t>
+        <w:t>1. Tarafların ve rollerinin netleştirilmesi projede sorumlulukların şeffaf olmasını sağlar. 2. Hizmet tanımı, kapsam belirsizliğini engeller. 3. Süre, teslimat ve garanti maddeleri, projede hedeflenen tamamlanma takvimi ve kaliteyi güvence altına alır. 4. Ücret ve ödeme planı, mali uyumu sağlar ve taraflar arasındaki iş ilişkisini düzenler. 5. Fikri mülkiyetin düzenlenmesi, tarafların yasal haklarının korunmasını ve ileride anlaşmazlıkların önlenmesini temin eder. 6. Yasal uyum ve gizlilik, regulasyon zorunlulukları ve müşteri güvenliği için gereklidir. 7. Alt yüklenici maddesi, projede dış kaynak kullanımında şeffaflığı sağlar. 8. Risk ve fesih hükümleri, projede çıkabilecek pürüzlere karşı çözüm yönlendirir ve tarafları korur.</w:t>
       </w:r>
     </w:p>
     <w:p>
@@ -168,7 +168,7 @@
     </w:p>
     <w:p>
       <w:r>
-        <w:t>Alıcı: Örnek Teknoloji A.Ş.</w:t>
+        <w:t>Alıcı: BANKA ADI</w:t>
       </w:r>
     </w:p>
     <w:p>
@@ -184,7 +184,7 @@
     <w:p/>
     <w:p>
       <w:r>
-        <w:t>Tedarikçi/Satıcı: Proje Teklifini Sunan Firma</w:t>
+        <w:t>Tedarikçi/Satıcı: Tedarikçi/Satıcı Adı</w:t>
       </w:r>
     </w:p>
     <w:p>
